--- a/lessons/10-4-group2/homework.docx
+++ b/lessons/10-4-group2/homework.docx
@@ -290,7 +290,7 @@
         <w:t xml:space="preserve">gear (engranaje)</w:t>
       </w:r>
       <w:r>
-        <w:t xml:space="preserve"> — A toothed wheel that transfers motion through a chain or another gear.</w:t>
+        <w:t xml:space="preserve"> — A toothed wheel that passes motion to another toothed wheel through a chain.</w:t>
       </w:r>
     </w:p>
     <w:p>
